--- a/dosyalar/bep/arapca-10-sinif-bep-yazili.docx
+++ b/dosyalar/bep/arapca-10-sinif-bep-yazili.docx
@@ -9113,7 +9113,7 @@
           <w:rtl/>
           <w:lang w:bidi="ar-SA"/>
         </w:rPr>
-        <w:t xml:space="preserve"> مِعْطَفًا فِي الشِّتاءِ.</w:t>
+        <w:t xml:space="preserve"> مِعْطَفًا فِي الشِّتاءِ.</w:t>
       </w:r>
     </w:p>
     <w:p>
@@ -9176,7 +9176,7 @@
           <w:rtl/>
           <w:lang w:bidi="ar-SA"/>
         </w:rPr>
-        <w:t xml:space="preserve"> مِظَلَّةً عِنْدَما تُمْطِرُ.</w:t>
+        <w:t xml:space="preserve"> مِظَلَّةً عِنْدَما تُمْطِرُ.</w:t>
       </w:r>
     </w:p>
     <w:p>
@@ -10234,7 +10234,7 @@
                 <w:rtl/>
                 <w:lang w:bidi="ar-SA"/>
               </w:rPr>
-              <w:t xml:space="preserve">اَلرَّبيع</w:t>
+              <w:t xml:space="preserve">اَلرَّبيع</w:t>
             </w:r>
           </w:p>
         </w:tc>
@@ -10318,7 +10318,7 @@
                 <w:rtl/>
                 <w:lang w:bidi="ar-SA"/>
               </w:rPr>
-              <w:t xml:space="preserve">اَلصَّيْف</w:t>
+              <w:t xml:space="preserve">اَلصَّيْف</w:t>
             </w:r>
           </w:p>
         </w:tc>
@@ -10396,7 +10396,7 @@
                 <w:rtl/>
                 <w:lang w:bidi="ar-SA"/>
               </w:rPr>
-              <w:t xml:space="preserve">اَلْخَريف</w:t>
+              <w:t xml:space="preserve">اَلخَريف</w:t>
             </w:r>
           </w:p>
         </w:tc>
@@ -10545,7 +10545,7 @@
                 <w:rtl/>
                 <w:lang w:bidi="ar-SA"/>
               </w:rPr>
-              <w:t xml:space="preserve">اَلشِّتاء</w:t>
+              <w:t xml:space="preserve">اَلشِّتاء</w:t>
             </w:r>
           </w:p>
           <w:p>
@@ -12614,7 +12614,7 @@
                 <w:rtl/>
                 <w:lang w:bidi="ar-SA"/>
               </w:rPr>
-              <w:t xml:space="preserve">اَلرَّبيع</w:t>
+              <w:t xml:space="preserve">اَلرَّبيع</w:t>
             </w:r>
           </w:p>
         </w:tc>
@@ -14416,7 +14416,7 @@
                 <w:rtl/>
                 <w:lang w:bidi="ar-SA"/>
               </w:rPr>
-              <w:t xml:space="preserve">اَلرَّبيع</w:t>
+              <w:t xml:space="preserve">اَلرَّبيع</w:t>
             </w:r>
           </w:p>
         </w:tc>
@@ -15464,7 +15464,7 @@
           <w:sz w:val="18"/>
           <w:szCs w:val="18"/>
         </w:rPr>
-        <w:t xml:space="preserve">فَصْل = Mevsim  ·  اَلرَّبيع = İlkbahar  ·  اَلصَّيْف = Yaz  ·  اَلْخَريف = Sonbahar</w:t>
+        <w:t xml:space="preserve">فَصْل = Mevsim  ·  اَلرَّبيع = İlkbahar  ·  اَلصَّيْف = Yaz  ·  اَلخَريف = Sonbahar</w:t>
       </w:r>
     </w:p>
     <w:p>
@@ -15716,7 +15716,7 @@
           <w:sz w:val="18"/>
           <w:szCs w:val="18"/>
         </w:rPr>
-        <w:t xml:space="preserve">بُحَيْرَة = Göl  ·  شَاطِئ البَحْر = Deniz Kıyısı / Sahil  ·  فَصْل = Mevsim  ·  اَلرَّبيع = İlkbahar</w:t>
+        <w:t xml:space="preserve">بُحَيْرَة = Göl  ·  شَاطِئ البَحْر = Deniz Kıyısı / Sahil  ·  فَصْل = Mevsim  ·  اَلرَّبيع = İlkbahar</w:t>
       </w:r>
     </w:p>
     <w:sectPr>

--- a/dosyalar/bep/arapca-10-sinif-bep-yazili.docx
+++ b/dosyalar/bep/arapca-10-sinif-bep-yazili.docx
@@ -14683,7 +14683,7 @@
                 <w:sz w:val="18"/>
                 <w:szCs w:val="18"/>
               </w:rPr>
-              <w:t xml:space="preserve">2026-2027 · Arapça Dersi · 10. Sınıf · 2025 Arapça Dersi Öğretim Programı (9-10. sınıflar)</w:t>
+              <w:t xml:space="preserve">2026-2027 · Arapça Dersi · 10. Sınıf · Arapça Dersi Öğretim Programı (9-10. sınıflar)</w:t>
             </w:r>
           </w:p>
         </w:tc>
